--- a/deliverables/video-8-slides/hit-final/Video_8_HIT_FINAL/LONG_FORM/Video_8_EDITOR_ONLY_HIT_Brief_v2.0.docx
+++ b/deliverables/video-8-slides/hit-final/Video_8_HIT_FINAL/LONG_FORM/Video_8_EDITOR_ONLY_HIT_Brief_v2.0.docx
@@ -1307,7 +1307,7 @@
           <w:color w:val="9B2C10"/>
           <w:sz w:val="22"/>
         </w:rPr>
-        <w:t>SLIDE 12 WAS NOT TOUCHED. The live slide 12 is CONTINUE THE SERIES / CAREER PORTABILITY. It carries no video title at all, so it neither matches the locked Watch Next nor holds a stale prior title to correct. Adding a title would be a design change, not a title-text-only correction, so it is left alone pending Temidayo's decision.</w:t>
+        <w:t>SLIDE 12 IS INTENTIONAL AND STAYS UNCHANGED. Confirmed by Temidayo. The live slide 12 is CONTINUE THE SERIES / CAREER PORTABILITY / CAREER PIVOTS · INTERNAL MOVES · GROWTH — a deliberate series and playlist end card, not a stale Watch Next error. It carries no video title by design. The spoken script and the end screen carry the route to Video 9. Do not correct this slide.</w:t>
       </w:r>
     </w:p>
     <w:p>
